--- a/immigration/ram_eb1a/papers/paper2_lab_revenue_crisis_corrected.docx
+++ b/immigration/ram_eb1a/papers/paper2_lab_revenue_crisis_corrected.docx
@@ -2,7 +2,7 @@
 <file path=word/document.xml><?xml version="1.0" encoding="utf-8"?>
 <w:document xmlns:w="http://schemas.openxmlformats.org/wordprocessingml/2006/main" xmlns:m="http://schemas.openxmlformats.org/officeDocument/2006/math" xmlns:r="http://schemas.openxmlformats.org/officeDocument/2006/relationships" xmlns:o="urn:schemas-microsoft-com:office:office" xmlns:v="urn:schemas-microsoft-com:vml" xmlns:w10="urn:schemas-microsoft-com:office:word" xmlns:a="http://schemas.openxmlformats.org/drawingml/2006/main" xmlns:pic="http://schemas.openxmlformats.org/drawingml/2006/picture" xmlns:wp="http://schemas.openxmlformats.org/drawingml/2006/wordprocessingDrawing">
   <w:body>
-    <w:bookmarkStart w:id="37" w:name="X8d752bfaee3bab7cde4d080d8f877b79623eba8"/>
+    <w:bookmarkStart w:id="40" w:name="X8d752bfaee3bab7cde4d080d8f877b79623eba8"/>
     <w:p>
       <w:pPr>
         <w:pStyle w:val="Heading1"/>
@@ -250,7 +250,7 @@
     </w:p>
     <w:bookmarkEnd w:id="22"/>
     <w:bookmarkEnd w:id="23"/>
-    <w:bookmarkStart w:id="27" w:name="evidence-synthesis"/>
+    <w:bookmarkStart w:id="30" w:name="evidence-synthesis"/>
     <w:p>
       <w:pPr>
         <w:pStyle w:val="Heading2"/>
@@ -259,7 +259,7 @@
         <w:t xml:space="preserve">2. Evidence Synthesis</w:t>
       </w:r>
     </w:p>
-    <w:bookmarkStart w:id="24" w:name="denial-rates-molecular-diagnostics"/>
+    <w:bookmarkStart w:id="27" w:name="denial-rates-molecular-diagnostics"/>
     <w:p>
       <w:pPr>
         <w:pStyle w:val="Heading3"/>
@@ -444,8 +444,81 @@
         <w:t xml:space="preserve">- PGx clinical utility evidence base is robust; reimbursement denial reflects documentation and coding barriers, not clinical evidence gaps</w:t>
       </w:r>
     </w:p>
-    <w:bookmarkEnd w:id="24"/>
-    <w:bookmarkStart w:id="25" w:name="the-appeal-gap"/>
+    <w:p>
+      <w:pPr>
+        <w:pStyle w:val="CaptionedFigure"/>
+      </w:pPr>
+      <w:r>
+        <w:drawing>
+          <wp:inline>
+            <wp:extent cx="5334000" cy="711439"/>
+            <wp:effectExtent b="0" l="0" r="0" t="0"/>
+            <wp:docPr descr="Figure 1: Molecular diagnostic claim outcomes and the independent-laboratory disparity" title="" id="25" name="Picture"/>
+            <a:graphic>
+              <a:graphicData uri="http://schemas.openxmlformats.org/drawingml/2006/picture">
+                <pic:pic>
+                  <pic:nvPicPr>
+                    <pic:cNvPr descr="figures/paper2_figure1.png" id="26" name="Picture"/>
+                    <pic:cNvPicPr>
+                      <a:picLocks noChangeArrowheads="1" noChangeAspect="1"/>
+                    </pic:cNvPicPr>
+                  </pic:nvPicPr>
+                  <pic:blipFill>
+                    <a:blip r:embed="rId24"/>
+                    <a:stretch>
+                      <a:fillRect/>
+                    </a:stretch>
+                  </pic:blipFill>
+                  <pic:spPr bwMode="auto">
+                    <a:xfrm>
+                      <a:off x="0" y="0"/>
+                      <a:ext cx="5334000" cy="711439"/>
+                    </a:xfrm>
+                    <a:prstGeom prst="rect">
+                      <a:avLst/>
+                    </a:prstGeom>
+                    <a:noFill/>
+                    <a:ln w="9525">
+                      <a:noFill/>
+                      <a:headEnd/>
+                      <a:tailEnd/>
+                    </a:ln>
+                  </pic:spPr>
+                </pic:pic>
+              </a:graphicData>
+            </a:graphic>
+          </wp:inline>
+        </w:drawing>
+      </w:r>
+    </w:p>
+    <w:p>
+      <w:pPr>
+        <w:pStyle w:val="ImageCaption"/>
+      </w:pPr>
+      <w:r>
+        <w:t xml:space="preserve">Figure 1: Molecular diagnostic claim outcomes and the independent-laboratory disparity</w:t>
+      </w:r>
+    </w:p>
+    <w:p>
+      <w:pPr>
+        <w:pStyle w:val="BodyText"/>
+      </w:pPr>
+      <w:r>
+        <w:rPr>
+          <w:bCs/>
+          <w:b/>
+        </w:rPr>
+        <w:t xml:space="preserve">Figure 1. Molecular diagnostic claim outcomes and the disparity gap this review documents.</w:t>
+      </w:r>
+      <w:r>
+        <w:t xml:space="preserve"> </w:t>
+      </w:r>
+      <w:r>
+        <w:t xml:space="preserve">Only figures with an independently verified source are shown: the 35.3% molecular diagnostics denial rate (XiFin 2024, 20M+ claims) and the 2.76× independent-vs-hospital denial disparity (JAMA Network Open 2025, PMID 40249617). This funnel represents the AI-addressable gap this review’s technology assessment (Section 3) is scoped against.</w:t>
+      </w:r>
+    </w:p>
+    <w:bookmarkEnd w:id="27"/>
+    <w:bookmarkStart w:id="28" w:name="the-appeal-gap"/>
     <w:p>
       <w:pPr>
         <w:pStyle w:val="Heading3"/>
@@ -480,8 +553,8 @@
         <w:t xml:space="preserve">- Policy complexity: Correct appeal brief requires identifying the specific LCD/NCD/MolDX coverage criterion for denial and citing the applicable policy version — a task requiring specialized regulatory expertise</w:t>
       </w:r>
     </w:p>
-    <w:bookmarkEnd w:id="25"/>
-    <w:bookmarkStart w:id="26" w:name="regulatory-contributing-factors"/>
+    <w:bookmarkEnd w:id="28"/>
+    <w:bookmarkStart w:id="29" w:name="regulatory-contributing-factors"/>
     <w:p>
       <w:pPr>
         <w:pStyle w:val="Heading3"/>
@@ -566,9 +639,9 @@
         </w:pict>
       </w:r>
     </w:p>
-    <w:bookmarkEnd w:id="26"/>
-    <w:bookmarkEnd w:id="27"/>
-    <w:bookmarkStart w:id="30" w:name="technology-intervention-analysis"/>
+    <w:bookmarkEnd w:id="29"/>
+    <w:bookmarkEnd w:id="30"/>
+    <w:bookmarkStart w:id="33" w:name="technology-intervention-analysis"/>
     <w:p>
       <w:pPr>
         <w:pStyle w:val="Heading2"/>
@@ -577,7 +650,7 @@
         <w:t xml:space="preserve">3. Technology Intervention Analysis</w:t>
       </w:r>
     </w:p>
-    <w:bookmarkStart w:id="28" w:name="X1486f64d30f17ec1b1c9ecf76f03bc7ace4271a"/>
+    <w:bookmarkStart w:id="31" w:name="X1486f64d30f17ec1b1c9ecf76f03bc7ace4271a"/>
     <w:p>
       <w:pPr>
         <w:pStyle w:val="Heading3"/>
@@ -651,8 +724,8 @@
         <w:t xml:space="preserve">: Enterprise RCM platforms are priced and architected for health system deployment, not independent laboratory operations with 2–50 FTE billing staff</w:t>
       </w:r>
     </w:p>
-    <w:bookmarkEnd w:id="28"/>
-    <w:bookmarkStart w:id="29" w:name="Xde7dfdde6a2dbc57b351263b2ea09c215e5797f"/>
+    <w:bookmarkEnd w:id="31"/>
+    <w:bookmarkStart w:id="32" w:name="Xde7dfdde6a2dbc57b351263b2ea09c215e5797f"/>
     <w:p>
       <w:pPr>
         <w:pStyle w:val="Heading3"/>
@@ -771,9 +844,9 @@
         </w:pict>
       </w:r>
     </w:p>
-    <w:bookmarkEnd w:id="29"/>
-    <w:bookmarkEnd w:id="30"/>
-    <w:bookmarkStart w:id="33" w:name="national-interest-assessment"/>
+    <w:bookmarkEnd w:id="32"/>
+    <w:bookmarkEnd w:id="33"/>
+    <w:bookmarkStart w:id="36" w:name="national-interest-assessment"/>
     <w:p>
       <w:pPr>
         <w:pStyle w:val="Heading2"/>
@@ -782,7 +855,7 @@
         <w:t xml:space="preserve">4. National Interest Assessment</w:t>
       </w:r>
     </w:p>
-    <w:bookmarkStart w:id="31" w:name="scale-of-the-problem"/>
+    <w:bookmarkStart w:id="34" w:name="scale-of-the-problem"/>
     <w:p>
       <w:pPr>
         <w:pStyle w:val="Heading3"/>
@@ -817,8 +890,8 @@
         <w:t xml:space="preserve">- 32% of US diagnostic test volume at risk of service disruption</w:t>
       </w:r>
     </w:p>
-    <w:bookmarkEnd w:id="31"/>
-    <w:bookmarkStart w:id="32" w:name="population-access-implications"/>
+    <w:bookmarkEnd w:id="34"/>
+    <w:bookmarkStart w:id="35" w:name="population-access-implications"/>
     <w:p>
       <w:pPr>
         <w:pStyle w:val="Heading3"/>
@@ -874,9 +947,9 @@
         </w:pict>
       </w:r>
     </w:p>
-    <w:bookmarkEnd w:id="32"/>
-    <w:bookmarkEnd w:id="33"/>
-    <w:bookmarkStart w:id="34" w:name="conclusions"/>
+    <w:bookmarkEnd w:id="35"/>
+    <w:bookmarkEnd w:id="36"/>
+    <w:bookmarkStart w:id="37" w:name="conclusions"/>
     <w:p>
       <w:pPr>
         <w:pStyle w:val="Heading2"/>
@@ -932,8 +1005,8 @@
         </w:pict>
       </w:r>
     </w:p>
-    <w:bookmarkEnd w:id="34"/>
-    <w:bookmarkStart w:id="35" w:name="references"/>
+    <w:bookmarkEnd w:id="37"/>
+    <w:bookmarkStart w:id="38" w:name="references"/>
     <w:p>
       <w:pPr>
         <w:pStyle w:val="Heading2"/>
@@ -1001,8 +1074,8 @@
         </w:pict>
       </w:r>
     </w:p>
-    <w:bookmarkEnd w:id="35"/>
-    <w:bookmarkStart w:id="36" w:name="correction-note"/>
+    <w:bookmarkEnd w:id="38"/>
+    <w:bookmarkStart w:id="39" w:name="correction-note"/>
     <w:p>
       <w:pPr>
         <w:pStyle w:val="Heading2"/>
@@ -1272,8 +1345,8 @@
         <w:t xml:space="preserve">) was removed since it depended solely on this fabricated source; the optional real substitute (Sireci AN et al., J Mol Diagn. 2020;22(8):975-993) was not added because no specific claim in the paper required it verbatim.</w:t>
       </w:r>
     </w:p>
-    <w:bookmarkEnd w:id="36"/>
-    <w:bookmarkEnd w:id="37"/>
+    <w:bookmarkEnd w:id="39"/>
+    <w:bookmarkEnd w:id="40"/>
     <w:sectPr/>
   </w:body>
 </w:document>
